--- a/en/wisdom-stories/let-prayer-come-and-find-you.docx
+++ b/en/wisdom-stories/let-prayer-come-and-find-you.docx
@@ -4,22 +4,15 @@
   <w:body>
     <w:p>
       <w:pPr>
-        <w:spacing w:before="0" w:after="60"/>
-        <w:jc w:val="left"/>
+        <w:pStyle w:val="Title"/>
       </w:pPr>
       <w:r>
-        <w:rPr>
-          <w:rFonts w:ascii="Arial" w:hAnsi="Arial" w:eastAsia="Arial"/>
-          <w:i w:val="0"/>
-          <w:color w:val="000000"/>
-          <w:sz w:val="52"/>
-        </w:rPr>
         <w:t>May the Prayer You Need Find You</w:t>
       </w:r>
     </w:p>
     <w:p>
       <w:pPr>
-        <w:jc w:val="left"/>
+        <w:spacing w:after="80"/>
       </w:pPr>
       <w:r>
         <w:t>Our elders used to say:</w:t>
@@ -27,60 +20,43 @@
     </w:p>
     <w:p>
       <w:pPr>
-        <w:jc w:val="left"/>
+        <w:keepNext/>
       </w:pPr>
       <w:r>
-        <w:t>Be the hand that lifts a poor person, the door a needy person can knock on, the kindness that comforts an orphan, the shoes on a child’s bare feet. Be relief in hardship and ease in difficult times — so that, when you are in need, a prayer may find its way to you.</w:t>
+        <w:t>Be the hand that helps someone out of poverty, the door a person in need can knock on, the kindness that comforts an orphan, the shoes on a child’s bare feet. Bring relief in hard times, so that a prayer may find you when you need one yourself.</w:t>
       </w:r>
     </w:p>
     <w:p>
       <w:pPr>
-        <w:pStyle w:val="Moral"/>
         <w:keepNext/>
         <w:keepLines/>
-        <w:widowControl/>
-        <w:spacing w:before="240" w:after="180" w:line="283" w:lineRule="auto"/>
-        <w:ind w:left="240" w:right="240"/>
-        <w:jc w:val="left"/>
-        <w:pBdr>
-          <w:top w:val="single" w:sz="8" w:space="7" w:color="E8D59A"/>
-          <w:left w:val="single" w:sz="32" w:space="11" w:color="C6A23A"/>
-          <w:bottom w:val="single" w:sz="8" w:space="7" w:color="E8D59A"/>
-          <w:right w:val="single" w:sz="8" w:space="11" w:color="E8D59A"/>
-        </w:pBdr>
-        <w:shd w:val="clear" w:color="auto" w:fill="FFF8E1"/>
+        <w:spacing w:before="160"/>
       </w:pPr>
       <w:r>
         <w:rPr>
           <w:b/>
         </w:rPr>
-        <w:t xml:space="preserve">Moral: </w:t>
+        <w:t>Moral:</w:t>
       </w:r>
       <w:r>
-        <w:t>When you help those in need and show tenderness to the vulnerable, you become worthy of others’ prayers. The kindness you offer today may return to you when you need it most.</w:t>
+        <w:t xml:space="preserve"> When you help those in need and show tenderness to the vulnerable, you become worthy of others’ prayers. The kindness you offer today may return to you when you need it most.</w:t>
       </w:r>
     </w:p>
     <w:p>
       <w:pPr>
-        <w:keepLines/>
-        <w:widowControl/>
-        <w:spacing w:before="60" w:after="0" w:line="240" w:lineRule="auto"/>
-        <w:jc w:val="right"/>
+        <w:spacing w:after="80"/>
       </w:pPr>
       <w:r>
         <w:rPr>
-          <w:rFonts w:ascii="Arial" w:hAnsi="Arial" w:eastAsia="Arial" w:cs="Arial"/>
-          <w:b w:val="0"/>
           <w:i/>
-          <w:color w:val="8A7950"/>
-          <w:sz w:val="17"/>
+          <w:sz w:val="18"/>
         </w:rPr>
-        <w:t>The story was obtained from open Internet sources.</w:t>
+        <w:t>Source: Publicly available internet sources.</w:t>
       </w:r>
     </w:p>
     <w:sectPr>
       <w:pgSz w:w="12240" w:h="15840"/>
-      <w:pgMar w:top="1440" w:right="1440" w:bottom="1440" w:left="1440" w:header="708" w:footer="708" w:gutter="0"/>
+      <w:pgMar w:top="1080" w:right="1224" w:bottom="1080" w:left="1224" w:header="720" w:footer="720" w:gutter="0"/>
       <w:cols w:space="720"/>
       <w:docGrid w:linePitch="360"/>
     </w:sectPr>
@@ -452,12 +428,14 @@
     <w:qFormat/>
     <w:rsid w:val="00FC693F"/>
     <w:pPr>
-      <w:spacing w:before="0" w:after="160" w:line="276" w:lineRule="auto"/>
+      <w:widowControl/>
+      <w:spacing w:after="120" w:line="259" w:lineRule="auto"/>
     </w:pPr>
     <w:rPr>
-      <w:rFonts w:ascii="Arial" w:hAnsi="Arial" w:eastAsia="Arial"/>
+      <w:rFonts w:ascii="Arial" w:hAnsi="Arial"/>
       <w:color w:val="000000"/>
       <w:sz w:val="22"/>
+      <w:lang w:val="en-US"/>
     </w:rPr>
   </w:style>
   <w:style w:type="paragraph" w:styleId="Header">
@@ -801,18 +779,17 @@
     <w:qFormat/>
     <w:rsid w:val="00FC693F"/>
     <w:pPr>
-      <w:pBdr>
-        <w:bottom w:val="single" w:sz="8" w:space="4" w:color="4F81BD" w:themeColor="accent1"/>
-      </w:pBdr>
-      <w:spacing w:after="300" w:line="240" w:lineRule="auto"/>
+      <w:keepNext/>
+      <w:spacing w:after="280" w:line="240" w:lineRule="auto"/>
       <w:contextualSpacing/>
     </w:pPr>
     <w:rPr>
-      <w:rFonts w:asciiTheme="majorHAnsi" w:eastAsiaTheme="majorEastAsia" w:hAnsiTheme="majorHAnsi" w:cstheme="majorBidi"/>
-      <w:color w:val="17365D" w:themeColor="text2" w:themeShade="BF"/>
+      <w:rFonts w:asciiTheme="majorHAnsi" w:eastAsiaTheme="majorEastAsia" w:hAnsiTheme="majorHAnsi" w:cstheme="majorBidi" w:ascii="Arial" w:hAnsi="Arial"/>
+      <w:b/>
+      <w:color w:val="000000"/>
       <w:spacing w:val="5"/>
       <w:kern w:val="28"/>
-      <w:sz w:val="52"/>
+      <w:sz w:val="34"/>
       <w:szCs w:val="52"/>
     </w:rPr>
   </w:style>
@@ -1288,9 +1265,6 @@
     <w:qFormat/>
     <w:rsid w:val="00FC693F"/>
     <w:pPr>
-      <w:pBdr>
-        <w:bottom w:val="single" w:sz="4" w:space="4" w:color="4F81BD" w:themeColor="accent1"/>
-      </w:pBdr>
       <w:spacing w:before="200" w:after="280"/>
       <w:ind w:left="936" w:right="936"/>
     </w:pPr>
@@ -12141,18 +12115,6 @@
         <w:shd w:val="clear" w:color="auto" w:fill="FBCAA2" w:themeFill="accent6" w:themeFillTint="7F"/>
       </w:tcPr>
     </w:tblStylePr>
-  </w:style>
-  <w:style w:type="paragraph" w:customStyle="1" w:styleId="Moral">
-    <w:name w:val="Moral"/>
-    <w:basedOn w:val="Normal"/>
-    <w:pPr>
-      <w:spacing w:before="160" w:after="0" w:line="276" w:lineRule="auto"/>
-    </w:pPr>
-    <w:rPr>
-      <w:rFonts w:ascii="Arial" w:hAnsi="Arial" w:eastAsia="Arial"/>
-      <w:i/>
-      <w:sz w:val="22"/>
-    </w:rPr>
   </w:style>
 </w:styles>
 </file>

--- a/en/wisdom-stories/let-prayer-come-and-find-you.docx
+++ b/en/wisdom-stories/let-prayer-come-and-find-you.docx
@@ -23,7 +23,7 @@
         <w:keepNext/>
       </w:pPr>
       <w:r>
-        <w:t>Be the hand that helps someone out of poverty, the door a person in need can knock on, the kindness that comforts an orphan, the shoes on a child’s bare feet. Bring relief in hard times, so that a prayer may find you when you need one yourself.</w:t>
+        <w:t>Be a support to a poor person, a door a destitute person can knock on, a hand that strokes an orphan’s head, and shoes on a child’s feet. Open a way for the one in distress, and help the one whose affairs have grown difficult, so that a prayer may find you when you need one yourself.</w:t>
       </w:r>
     </w:p>
     <w:p>
@@ -36,11 +36,9 @@
         <w:rPr>
           <w:b/>
         </w:rPr>
-        <w:t>Moral:</w:t>
+        <w:t>Moral: When you help those in need and stroke an orphan’s head, you become worthy of others’ prayers. The hand with which you do good will one day open toward you as well.</w:t>
       </w:r>
-      <w:r>
-        <w:t xml:space="preserve"> When you help those in need and show tenderness to the vulnerable, you become worthy of others’ prayers. The kindness you offer today may return to you when you need it most.</w:t>
-      </w:r>
+      <w:r/>
     </w:p>
     <w:p>
       <w:pPr>
@@ -51,7 +49,7 @@
           <w:i/>
           <w:sz w:val="18"/>
         </w:rPr>
-        <w:t>Source: Publicly available internet sources.</w:t>
+        <w:t>Stories are taken from open Internet sources; illustrations were created with AI.</w:t>
       </w:r>
     </w:p>
     <w:sectPr>
